--- a/public/templates/termo-entrega.docx
+++ b/public/templates/termo-entrega.docx
@@ -84,7 +84,7 @@
           <w:sz w:val="22"/>
           <w:szCs w:val="22"/>
         </w:rPr>
-        <w:t xml:space="preserve">[{landingMark}] Landing page   [{siteMark}] Site institucional</w:t>
+        <w:t xml:space="preserve">[{landingMark}] Landing page   [{siteMark}] Site institucional   [{otherMark}] Projeto Personalizado</w:t>
       </w:r>
     </w:p>
     <w:p>
